--- a/public/anexos/10-Trazabilidad/Documento_de_Correlacion_con_el_SRS.docx
+++ b/public/anexos/10-Trazabilidad/Documento_de_Correlacion_con_el_SRS.docx
@@ -97,12 +97,6 @@
         <w:gridCol w:w="1367"/>
       </w:tblGrid>
       <w:tr>
-        <w:tblPrEx>
-          <w:tblCellMar>
-            <w:top w:w="0" w:type="dxa"/>
-            <w:bottom w:w="0" w:type="dxa"/>
-          </w:tblCellMar>
-        </w:tblPrEx>
         <w:trPr>
           <w:cantSplit/>
           <w:tblHeader/>
@@ -217,12 +211,6 @@
         </w:tc>
       </w:tr>
       <w:tr>
-        <w:tblPrEx>
-          <w:tblCellMar>
-            <w:top w:w="0" w:type="dxa"/>
-            <w:bottom w:w="0" w:type="dxa"/>
-          </w:tblCellMar>
-        </w:tblPrEx>
         <w:trPr>
           <w:cantSplit/>
         </w:trPr>
@@ -278,7 +266,7 @@
                 <w:sz w:val="18"/>
                 <w:szCs w:val="18"/>
               </w:rPr>
-              <w:t>DOCUMENTACION_DIAGRAMAS_DE_CASO_DE_USO (CU-01)</w:t>
+              <w:t>Documentacion_Diagramas_de_caso_de_uso (CU-01)</w:t>
             </w:r>
             <w:r>
               <w:rPr>
@@ -347,12 +335,6 @@
         </w:tc>
       </w:tr>
       <w:tr>
-        <w:tblPrEx>
-          <w:tblCellMar>
-            <w:top w:w="0" w:type="dxa"/>
-            <w:bottom w:w="0" w:type="dxa"/>
-          </w:tblCellMar>
-        </w:tblPrEx>
         <w:trPr>
           <w:cantSplit/>
         </w:trPr>
@@ -442,12 +424,6 @@
         </w:tc>
       </w:tr>
       <w:tr>
-        <w:tblPrEx>
-          <w:tblCellMar>
-            <w:top w:w="0" w:type="dxa"/>
-            <w:bottom w:w="0" w:type="dxa"/>
-          </w:tblCellMar>
-        </w:tblPrEx>
         <w:trPr>
           <w:cantSplit/>
         </w:trPr>
@@ -537,12 +513,6 @@
         </w:tc>
       </w:tr>
       <w:tr>
-        <w:tblPrEx>
-          <w:tblCellMar>
-            <w:top w:w="0" w:type="dxa"/>
-            <w:bottom w:w="0" w:type="dxa"/>
-          </w:tblCellMar>
-        </w:tblPrEx>
         <w:trPr>
           <w:cantSplit/>
         </w:trPr>
@@ -632,12 +602,6 @@
         </w:tc>
       </w:tr>
       <w:tr>
-        <w:tblPrEx>
-          <w:tblCellMar>
-            <w:top w:w="0" w:type="dxa"/>
-            <w:bottom w:w="0" w:type="dxa"/>
-          </w:tblCellMar>
-        </w:tblPrEx>
         <w:trPr>
           <w:cantSplit/>
         </w:trPr>
@@ -727,12 +691,6 @@
         </w:tc>
       </w:tr>
       <w:tr>
-        <w:tblPrEx>
-          <w:tblCellMar>
-            <w:top w:w="0" w:type="dxa"/>
-            <w:bottom w:w="0" w:type="dxa"/>
-          </w:tblCellMar>
-        </w:tblPrEx>
         <w:trPr>
           <w:cantSplit/>
         </w:trPr>
@@ -816,18 +774,12 @@
                 <w:sz w:val="18"/>
                 <w:szCs w:val="18"/>
               </w:rPr>
-              <w:t>Contradicción de actor resuelta: DA-06 alineado al rol Bodeguero.</w:t>
+              <w:t>Contradicción de actor resuelta: DA-06 alineado al rol Administrador.</w:t>
             </w:r>
           </w:p>
         </w:tc>
       </w:tr>
       <w:tr>
-        <w:tblPrEx>
-          <w:tblCellMar>
-            <w:top w:w="0" w:type="dxa"/>
-            <w:bottom w:w="0" w:type="dxa"/>
-          </w:tblCellMar>
-        </w:tblPrEx>
         <w:trPr>
           <w:cantSplit/>
         </w:trPr>
@@ -917,12 +869,6 @@
         </w:tc>
       </w:tr>
       <w:tr>
-        <w:tblPrEx>
-          <w:tblCellMar>
-            <w:top w:w="0" w:type="dxa"/>
-            <w:bottom w:w="0" w:type="dxa"/>
-          </w:tblCellMar>
-        </w:tblPrEx>
         <w:trPr>
           <w:cantSplit/>
         </w:trPr>
@@ -1053,12 +999,6 @@
         <w:gridCol w:w="3136"/>
       </w:tblGrid>
       <w:tr>
-        <w:tblPrEx>
-          <w:tblCellMar>
-            <w:top w:w="0" w:type="dxa"/>
-            <w:bottom w:w="0" w:type="dxa"/>
-          </w:tblCellMar>
-        </w:tblPrEx>
         <w:trPr>
           <w:cantSplit/>
           <w:tblHeader/>
@@ -1155,12 +1095,6 @@
         </w:tc>
       </w:tr>
       <w:tr>
-        <w:tblPrEx>
-          <w:tblCellMar>
-            <w:top w:w="0" w:type="dxa"/>
-            <w:bottom w:w="0" w:type="dxa"/>
-          </w:tblCellMar>
-        </w:tblPrEx>
         <w:trPr>
           <w:cantSplit/>
         </w:trPr>
@@ -1202,7 +1136,7 @@
                 <w:sz w:val="18"/>
                 <w:szCs w:val="18"/>
               </w:rPr>
-              <w:t>Informe RRHH; SRS 3.4</w:t>
+              <w:t>Informe RRHH; SRS 3.4; Informe Técnico (sección 3.2)</w:t>
             </w:r>
           </w:p>
         </w:tc>
@@ -1236,12 +1170,6 @@
         </w:tc>
       </w:tr>
       <w:tr>
-        <w:tblPrEx>
-          <w:tblCellMar>
-            <w:top w:w="0" w:type="dxa"/>
-            <w:bottom w:w="0" w:type="dxa"/>
-          </w:tblCellMar>
-        </w:tblPrEx>
         <w:trPr>
           <w:cantSplit/>
         </w:trPr>
@@ -1255,6 +1183,7 @@
                 <w:sz w:val="18"/>
                 <w:szCs w:val="18"/>
               </w:rPr>
+              <w:lastRenderedPageBreak/>
               <w:t>RNF2</w:t>
             </w:r>
           </w:p>
@@ -1283,7 +1212,7 @@
                 <w:sz w:val="18"/>
                 <w:szCs w:val="18"/>
               </w:rPr>
-              <w:t>Informe RRHH; SRS 3.4</w:t>
+              <w:t>Informe RRHH; SRS 3.4; Informe Técnico (sección 3.2)</w:t>
             </w:r>
           </w:p>
         </w:tc>
@@ -1311,18 +1240,12 @@
                 <w:sz w:val="18"/>
                 <w:szCs w:val="18"/>
               </w:rPr>
-              <w:t>No trazado fuera del RRHH.</w:t>
+              <w:t>ERNF2.1–2.3 observados en el prototipo (diseño responsivo) y referenciados en el Informe Técnico (sección 3.2); pruebas de compatibilidad pendientes sobre la implementación final.</w:t>
             </w:r>
           </w:p>
         </w:tc>
       </w:tr>
       <w:tr>
-        <w:tblPrEx>
-          <w:tblCellMar>
-            <w:top w:w="0" w:type="dxa"/>
-            <w:bottom w:w="0" w:type="dxa"/>
-          </w:tblCellMar>
-        </w:tblPrEx>
         <w:trPr>
           <w:cantSplit/>
         </w:trPr>
@@ -1336,7 +1259,6 @@
                 <w:sz w:val="18"/>
                 <w:szCs w:val="18"/>
               </w:rPr>
-              <w:lastRenderedPageBreak/>
               <w:t>RNF3</w:t>
             </w:r>
           </w:p>
@@ -1399,12 +1321,6 @@
         </w:tc>
       </w:tr>
       <w:tr>
-        <w:tblPrEx>
-          <w:tblCellMar>
-            <w:top w:w="0" w:type="dxa"/>
-            <w:bottom w:w="0" w:type="dxa"/>
-          </w:tblCellMar>
-        </w:tblPrEx>
         <w:trPr>
           <w:cantSplit/>
         </w:trPr>
@@ -1480,12 +1396,6 @@
         </w:tc>
       </w:tr>
       <w:tr>
-        <w:tblPrEx>
-          <w:tblCellMar>
-            <w:top w:w="0" w:type="dxa"/>
-            <w:bottom w:w="0" w:type="dxa"/>
-          </w:tblCellMar>
-        </w:tblPrEx>
         <w:trPr>
           <w:cantSplit/>
         </w:trPr>
@@ -1527,7 +1437,7 @@
                 <w:sz w:val="18"/>
                 <w:szCs w:val="18"/>
               </w:rPr>
-              <w:t>Informe RRHH; Taller 2; Matriz de Riesgo (T3, T8)</w:t>
+              <w:t>Informe RRHH; Taller 2; Matriz de Riesgo (T3)</w:t>
             </w:r>
           </w:p>
         </w:tc>
@@ -1561,12 +1471,6 @@
         </w:tc>
       </w:tr>
       <w:tr>
-        <w:tblPrEx>
-          <w:tblCellMar>
-            <w:top w:w="0" w:type="dxa"/>
-            <w:bottom w:w="0" w:type="dxa"/>
-          </w:tblCellMar>
-        </w:tblPrEx>
         <w:trPr>
           <w:cantSplit/>
         </w:trPr>
@@ -1642,12 +1546,6 @@
         </w:tc>
       </w:tr>
       <w:tr>
-        <w:tblPrEx>
-          <w:tblCellMar>
-            <w:top w:w="0" w:type="dxa"/>
-            <w:bottom w:w="0" w:type="dxa"/>
-          </w:tblCellMar>
-        </w:tblPrEx>
         <w:trPr>
           <w:cantSplit/>
         </w:trPr>
@@ -1765,12 +1663,6 @@
         <w:gridCol w:w="2325"/>
       </w:tblGrid>
       <w:tr>
-        <w:tblPrEx>
-          <w:tblCellMar>
-            <w:top w:w="0" w:type="dxa"/>
-            <w:bottom w:w="0" w:type="dxa"/>
-          </w:tblCellMar>
-        </w:tblPrEx>
         <w:trPr>
           <w:cantSplit/>
           <w:tblHeader/>
@@ -1885,12 +1777,6 @@
         </w:tc>
       </w:tr>
       <w:tr>
-        <w:tblPrEx>
-          <w:tblCellMar>
-            <w:top w:w="0" w:type="dxa"/>
-            <w:bottom w:w="0" w:type="dxa"/>
-          </w:tblCellMar>
-        </w:tblPrEx>
         <w:trPr>
           <w:cantSplit/>
         </w:trPr>
@@ -1980,12 +1866,6 @@
         </w:tc>
       </w:tr>
       <w:tr>
-        <w:tblPrEx>
-          <w:tblCellMar>
-            <w:top w:w="0" w:type="dxa"/>
-            <w:bottom w:w="0" w:type="dxa"/>
-          </w:tblCellMar>
-        </w:tblPrEx>
         <w:trPr>
           <w:cantSplit/>
         </w:trPr>
@@ -2067,12 +1947,6 @@
         </w:tc>
       </w:tr>
       <w:tr>
-        <w:tblPrEx>
-          <w:tblCellMar>
-            <w:top w:w="0" w:type="dxa"/>
-            <w:bottom w:w="0" w:type="dxa"/>
-          </w:tblCellMar>
-        </w:tblPrEx>
         <w:trPr>
           <w:cantSplit/>
         </w:trPr>
@@ -2162,12 +2036,6 @@
         </w:tc>
       </w:tr>
       <w:tr>
-        <w:tblPrEx>
-          <w:tblCellMar>
-            <w:top w:w="0" w:type="dxa"/>
-            <w:bottom w:w="0" w:type="dxa"/>
-          </w:tblCellMar>
-        </w:tblPrEx>
         <w:trPr>
           <w:cantSplit/>
         </w:trPr>
@@ -2289,12 +2157,6 @@
         <w:gridCol w:w="3651"/>
       </w:tblGrid>
       <w:tr>
-        <w:tblPrEx>
-          <w:tblCellMar>
-            <w:top w:w="0" w:type="dxa"/>
-            <w:bottom w:w="0" w:type="dxa"/>
-          </w:tblCellMar>
-        </w:tblPrEx>
         <w:trPr>
           <w:cantSplit/>
           <w:tblHeader/>
@@ -2373,12 +2235,6 @@
         </w:tc>
       </w:tr>
       <w:tr>
-        <w:tblPrEx>
-          <w:tblCellMar>
-            <w:top w:w="0" w:type="dxa"/>
-            <w:bottom w:w="0" w:type="dxa"/>
-          </w:tblCellMar>
-        </w:tblPrEx>
         <w:trPr>
           <w:cantSplit/>
         </w:trPr>
@@ -2440,12 +2296,6 @@
         </w:tc>
       </w:tr>
       <w:tr>
-        <w:tblPrEx>
-          <w:tblCellMar>
-            <w:top w:w="0" w:type="dxa"/>
-            <w:bottom w:w="0" w:type="dxa"/>
-          </w:tblCellMar>
-        </w:tblPrEx>
         <w:trPr>
           <w:cantSplit/>
         </w:trPr>
@@ -2507,12 +2357,6 @@
         </w:tc>
       </w:tr>
       <w:tr>
-        <w:tblPrEx>
-          <w:tblCellMar>
-            <w:top w:w="0" w:type="dxa"/>
-            <w:bottom w:w="0" w:type="dxa"/>
-          </w:tblCellMar>
-        </w:tblPrEx>
         <w:trPr>
           <w:cantSplit/>
         </w:trPr>
@@ -2540,7 +2384,7 @@
                 <w:sz w:val="18"/>
                 <w:szCs w:val="18"/>
               </w:rPr>
-              <w:t>Bodeguero</w:t>
+              <w:t>Bodeguero (inventario) / Administrador (bodega)</w:t>
             </w:r>
           </w:p>
         </w:tc>
@@ -2554,7 +2398,7 @@
                 <w:sz w:val="18"/>
                 <w:szCs w:val="18"/>
               </w:rPr>
-              <w:t>Bodeguero (DA-05/06)</w:t>
+              <w:t>Bodeguero, Administrador, Consultor (DA-05); Administrador (DA-06)</w:t>
             </w:r>
           </w:p>
         </w:tc>
@@ -2568,18 +2412,12 @@
                 <w:sz w:val="18"/>
                 <w:szCs w:val="18"/>
               </w:rPr>
-              <w:t>Resuelto: DA-05/DA-06 usan el rol Bodeguero del SRS.</w:t>
+              <w:t>Resuelto: DA-05 usa los roles formales del SRS (Bodeguero, Administrador, Consultor); DA-06 (espacios y bodega) se alinea al rol Administrador.</w:t>
             </w:r>
           </w:p>
         </w:tc>
       </w:tr>
       <w:tr>
-        <w:tblPrEx>
-          <w:tblCellMar>
-            <w:top w:w="0" w:type="dxa"/>
-            <w:bottom w:w="0" w:type="dxa"/>
-          </w:tblCellMar>
-        </w:tblPrEx>
         <w:trPr>
           <w:cantSplit/>
         </w:trPr>
@@ -2688,6 +2526,25 @@
       </w:r>
       <w:r>
         <w:t>atributos de dominio), se incorporó el diagrama entidad-relación (DER) con su esquema físico y se garantiza la trazabilidad entre requisitos y documentación.</w:t>
+      </w:r>
+    </w:p>
+    <w:p>
+      <w:pPr>
+        <w:spacing w:after="100"/>
+      </w:pPr>
+      <w:r>
+        <w:rPr>
+          <w:b/>
+        </w:rPr>
+        <w:t>7. Actualización v3.0 (19-09-2026)</w:t>
+      </w:r>
+    </w:p>
+    <w:p>
+      <w:pPr>
+        <w:spacing w:after="100"/>
+      </w:pPr>
+      <w:r>
+        <w:t>Qué: el licenciamiento provisional cambió de Apache 2.0 a Business Source License 1.1 (BSL 1.1); los costos se expresan en doble escenario (caso real $2.082.116 / caso ideal $52.287.584) sobre 6 meses (24 semanas), con 2.160 horas-persona en ambos escenarios y recursos humanos del caso real = $0 (trabajo académico no remunerado, con referencia de mercado de $41.760.000); el presupuesto y el RRHH actualizados conservan los roles y ERF del SRS; la matriz de riesgos renombra su columna a 'Requerimiento afectado' sin alterar la correlación T1-T14 con los RF/RNF; el SRS actualiza la estadística de digitalización (Montero 2025, 63 %) y el informe técnico cierra en su versión 3.0. Dónde: artefactos de 'Nuevas versiones' (Matrices, Recursos Humanos, Licencia, SRS, Plan de Trabajo, Cierre de Trimestre\3) y página web. Razón: cierre trimestral 19-09-2026 manteniendo el SRS como documento normativo. Además, los niveles de la matriz de riesgos se recalculan estrictamente según la escala probabilidad × impacto (Bajo 1-4, Medio 5-9, Alto 10-15, Crítico 16-25).</w:t>
       </w:r>
     </w:p>
     <w:sectPr>
